--- a/dist/downloads/p6_meta_vi.docx
+++ b/dist/downloads/p6_meta_vi.docx
@@ -6863,7 +6863,7 @@
         <w:t xml:space="preserve"> </w:t>
       </w:r>
       <w:r>
-        <w:t xml:space="preserve">firm-observations, coverage năm công bố 1978–2022. Đây là database đã có effect size và có thể dùng ngay cho three-level MARA; formal-search expansion pool từ WoS/Scopus được quản lý riêng trong worklist extraction.</w:t>
+        <w:t xml:space="preserve">firm-observations, coverage năm công bố 1978–2026. Đây là database đã có effect size và có thể dùng ngay cho three-level MARA; formal-search expansion pool từ WoS/Scopus được quản lý riêng trong worklist extraction.</w:t>
       </w:r>
     </w:p>
     <w:p>

--- a/dist/downloads/p6_meta_vi.docx
+++ b/dist/downloads/p6_meta_vi.docx
@@ -6864,6 +6864,162 @@
       </w:r>
       <w:r>
         <w:t xml:space="preserve">firm-observations, coverage năm công bố 1978–2026. Đây là database đã có effect size và có thể dùng ngay cho three-level MARA; formal-search expansion pool từ WoS/Scopus được quản lý riêng trong worklist extraction.</w:t>
+      </w:r>
+    </w:p>
+    <w:p>
+      <w:pPr>
+        <w:pStyle w:val="BodyText"/>
+      </w:pPr>
+      <w:r>
+        <w:rPr>
+          <w:bCs/>
+          <w:b/>
+        </w:rPr>
+        <w:t xml:space="preserve">Phân bố theo năm công bố</w:t>
+      </w:r>
+      <w:r>
+        <w:t xml:space="preserve"> </w:t>
+      </w:r>
+      <w:r>
+        <w:t xml:space="preserve">(xem Hình 6 —</w:t>
+      </w:r>
+      <w:r>
+        <w:t xml:space="preserve"> </w:t>
+      </w:r>
+      <w:r>
+        <w:rPr>
+          <w:rStyle w:val="VerbatimChar"/>
+        </w:rPr>
+        <w:t xml:space="preserve">p6/figures/figure6_year_distribution.png</w:t>
+      </w:r>
+      <w:r>
+        <w:t xml:space="preserve">): mẫu lệch phải về post-2000, phản ánh đặc điểm phát triển của field. Giai đoạn 1978–1989 chỉ 6 nghiên cứu (2,6%; mật độ 0,5/năm); 1990–1999 18 nghiên cứu (7,7%; 1,8/năm); 2000–2009 54 nghiên cứu (23,2%; 5,4/năm); 2010–2019 92 nghiên cứu (39,5%; 9,2/năm); 2020–2022 46 nghiên cứu (19,7%; 15,3/năm); 2023–2026 17 nghiên cứu (7,3%). Tổng 138 nghiên cứu giai đoạn 2010–2022 chiếm 59% mẫu. Hệ quả: main-effect MARA và</w:t>
+      </w:r>
+      <w:r>
+        <w:t xml:space="preserve"> </w:t>
+      </w:r>
+      <m:oMath>
+        <m:sSup>
+          <m:e>
+            <m:r>
+              <m:t>I</m:t>
+            </m:r>
+          </m:e>
+          <m:sup>
+            <m:r>
+              <m:t>2</m:t>
+            </m:r>
+          </m:sup>
+        </m:sSup>
+      </m:oMath>
+      <w:r>
+        <w:t xml:space="preserve"> </w:t>
+      </w:r>
+      <w:r>
+        <w:t xml:space="preserve">vẫn vững vì pooled across full corpus, song bất kỳ phân tích sub-period nào trước 1990 đều underpowered và time-trend moderation chỉ nên diễn giải hạn chế ở giai đoạn 2000–2022.</w:t>
+      </w:r>
+    </w:p>
+    <w:p>
+      <w:pPr>
+        <w:pStyle w:val="BodyText"/>
+      </w:pPr>
+      <w:r>
+        <w:rPr>
+          <w:bCs/>
+          <w:b/>
+        </w:rPr>
+        <w:t xml:space="preserve">Lưu ý chất lượng dữ liệu</w:t>
+      </w:r>
+      <w:r>
+        <w:t xml:space="preserve">: 5 effect sizes có trường</w:t>
+      </w:r>
+      <w:r>
+        <w:t xml:space="preserve"> </w:t>
+      </w:r>
+      <w:r>
+        <w:rPr>
+          <w:rStyle w:val="VerbatimChar"/>
+        </w:rPr>
+        <w:t xml:space="preserve">year</w:t>
+      </w:r>
+      <w:r>
+        <w:t xml:space="preserve"> </w:t>
+      </w:r>
+      <w:r>
+        <w:t xml:space="preserve">để trống do nguồn gốc không rõ năm công bố (S195, S196, S236, S237 — Barłożewski &amp; Trąpczyński 2021a/b, EBER 9 / OC 12; S216 — Schmuck et al. 2022a, MIR), chiếm</w:t>
+      </w:r>
+      <w:r>
+        <w:t xml:space="preserve"> </w:t>
+      </w:r>
+      <m:oMath>
+        <m:r>
+          <m:rPr>
+            <m:sty m:val="p"/>
+          </m:rPr>
+          <m:t>≈</m:t>
+        </m:r>
+        <m:r>
+          <m:t>1</m:t>
+        </m:r>
+        <m:r>
+          <m:rPr>
+            <m:sty m:val="p"/>
+          </m:rPr>
+          <m:t>,</m:t>
+        </m:r>
+        <m:r>
+          <m:t>7</m:t>
+        </m:r>
+        <m:r>
+          <m:rPr>
+            <m:sty m:val="p"/>
+          </m:rPr>
+          <m:t>%</m:t>
+        </m:r>
+      </m:oMath>
+      <w:r>
+        <w:t xml:space="preserve"> </w:t>
+      </w:r>
+      <w:r>
+        <w:t xml:space="preserve">tổng</w:t>
+      </w:r>
+      <w:r>
+        <w:t xml:space="preserve"> </w:t>
+      </w:r>
+      <m:oMath>
+        <m:r>
+          <m:t>K</m:t>
+        </m:r>
+      </m:oMath>
+      <w:r>
+        <w:t xml:space="preserve">. Năm xuất bản đã được xác minh ở</w:t>
+      </w:r>
+      <w:r>
+        <w:t xml:space="preserve"> </w:t>
+      </w:r>
+      <w:r>
+        <w:rPr>
+          <w:rStyle w:val="VerbatimChar"/>
+        </w:rPr>
+        <w:t xml:space="preserve">notes</w:t>
+      </w:r>
+      <w:r>
+        <w:t xml:space="preserve"> </w:t>
+      </w:r>
+      <w:r>
+        <w:t xml:space="preserve">nhưng chưa fill vào cột</w:t>
+      </w:r>
+      <w:r>
+        <w:t xml:space="preserve"> </w:t>
+      </w:r>
+      <w:r>
+        <w:rPr>
+          <w:rStyle w:val="VerbatimChar"/>
+        </w:rPr>
+        <w:t xml:space="preserve">year</w:t>
+      </w:r>
+      <w:r>
+        <w:t xml:space="preserve">; chưa ảnh hưởng MARA chính (không có moderator năm trong baseline), cần điền trước khi chạy phân tích time-trend.</w:t>
       </w:r>
     </w:p>
     <w:p>
